--- a/spravki/spravka_rnntd_quarter_2026-09-30.docx
+++ b/spravki/spravka_rnntd_quarter_2026-09-30.docx
@@ -72,7 +72,7 @@
           </w:tcPr>
           <w:p>
             <w:r>
-              <w:t>64.9 млрд ₸</w:t>
+              <w:t>65.7 млрд ₸</w:t>
             </w:r>
           </w:p>
         </w:tc>
@@ -1182,7 +1182,7 @@
     </w:p>
     <w:p>
       <w:r>
-        <w:t>Источник: «Показатели проектов на 30.09.2026», проектов в выборке — 407. Сформировано 16.10.2026.</w:t>
+        <w:t>Источник: «Показатели проектов на 30.09.2026», проектов в выборке — 475. Сформировано 16.10.2026.</w:t>
       </w:r>
     </w:p>
     <w:sectPr>
